--- a/tools/aubreylaw-docgeneration/templates/durable-power-of-attorney.docx
+++ b/tools/aubreylaw-docgeneration/templates/durable-power-of-attorney.docx
@@ -106,6 +106,76 @@
       <w:r/>
     </w:p>
     <w:p>
+      <w:r>
+        <w:t>{% if fiduciaries.agent.co_primary.full_name %}</w:t>
+      </w:r>
+    </w:p>
+    <w:p>
+      <w:pPr>
+        <w:pStyle w:val="TextHeading2"/>
+      </w:pPr>
+      <w:r>
+        <w:t>I also appoint {{ fiduciaries.agent.co_primary.full_name | name }} to serve with {{ fiduciaries.agent.primary.full_name | name }} as my co-Attorney in Fact.</w:t>
+      </w:r>
+    </w:p>
+    <w:p>
+      <w:pPr>
+        <w:pStyle w:val="Heading2"/>
+      </w:pPr>
+      <w:r>
+        <w:t>Co-Agent Authority</w:t>
+      </w:r>
+    </w:p>
+    <w:p>
+      <w:r>
+        <w:t>{% if fiduciaries.agent.co_agents_action == 'joint' %}</w:t>
+      </w:r>
+    </w:p>
+    <w:p>
+      <w:pPr>
+        <w:pStyle w:val="TextHeading2"/>
+      </w:pPr>
+      <w:r>
+        <w:t>If more than one Attorney-in-Fact is serving at any time, the Attorneys-in-Fact shall act jointly with respect to all matters within the scope of this Power of Attorney. No Attorney-in-Fact shall have authority to act alone except as the other Attorneys-in-Fact may delegate in writing.</w:t>
+      </w:r>
+    </w:p>
+    <w:p>
+      <w:r>
+        <w:t>{% elif fiduciaries.agent.co_agents_action == 'majority' %}</w:t>
+      </w:r>
+    </w:p>
+    <w:p>
+      <w:pPr>
+        <w:pStyle w:val="TextHeading2"/>
+      </w:pPr>
+      <w:r>
+        <w:t>If more than one Attorney-in-Fact is serving at any time, the Attorneys-in-Fact shall act by majority decision with respect to all matters within the scope of this Power of Attorney. If two Attorneys-in-Fact are serving, they shall act unanimously.</w:t>
+      </w:r>
+    </w:p>
+    <w:p>
+      <w:r>
+        <w:t>{% else %}</w:t>
+      </w:r>
+    </w:p>
+    <w:p>
+      <w:pPr>
+        <w:pStyle w:val="TextHeading2"/>
+      </w:pPr>
+      <w:r>
+        <w:t>If more than one Attorney-in-Fact is serving at any time, each Attorney-in-Fact may act separately and independently, and any third party may rely upon the signature or written consent of either Attorney-in-Fact acting alone.</w:t>
+      </w:r>
+    </w:p>
+    <w:p>
+      <w:r>
+        <w:t>{% endif %}</w:t>
+      </w:r>
+    </w:p>
+    <w:p>
+      <w:r>
+        <w:t>{% endif %}</w:t>
+      </w:r>
+    </w:p>
+    <w:p>
       <w:pPr>
         <w:pStyle w:val="Heading2"/>
       </w:pPr>
@@ -2830,6 +2900,32 @@
       </w:r>
     </w:p>
     <w:p>
+      <w:r>
+        <w:t>{% if dpoa.include_section_l %}</w:t>
+      </w:r>
+    </w:p>
+    <w:p>
+      <w:pPr>
+        <w:pStyle w:val="Heading2"/>
+      </w:pPr>
+      <w:r>
+        <w:t>CARE IN PROXIMITY OF SPOUSE AND FOR BENEFIT OF SPOUSE</w:t>
+      </w:r>
+    </w:p>
+    <w:p>
+      <w:pPr>
+        <w:pStyle w:val="TextHeading2"/>
+      </w:pPr>
+      <w:r>
+        <w:t>The authority of my Attorney in Fact under this document expressly includes, without implying any limitation in other respects, authority to expend my resources to make it possible for me to reside, or be cared for, in as close proximity as possible to my spouse, {{ spouse.full_name | name }}, to support and maintain the household I share or shared with {{ spouse.pronoun_object }}, and to provide for {{ spouse.pronoun_possessive }} support, maintenance, and health needs.</w:t>
+      </w:r>
+    </w:p>
+    <w:p>
+      <w:r>
+        <w:t>{% endif %}</w:t>
+      </w:r>
+    </w:p>
+    <w:p>
       <w:pPr>
         <w:pStyle w:val="Heading1"/>
       </w:pPr>
@@ -3446,6 +3542,50 @@
       </w:r>
       <w:r>
         <w:t xml:space="preserve"> may exercise the power or discretion. </w:t>
+      </w:r>
+    </w:p>
+    <w:p>
+      <w:r>
+        <w:t>{% if dpoa.self_dealing_reviewer.full_name %}</w:t>
+      </w:r>
+    </w:p>
+    <w:p>
+      <w:pPr>
+        <w:pStyle w:val="Heading2"/>
+      </w:pPr>
+      <w:r>
+        <w:t>Self-Dealing Reviewer</w:t>
+      </w:r>
+    </w:p>
+    <w:p>
+      <w:pPr>
+        <w:pStyle w:val="TextHeading2"/>
+      </w:pPr>
+      <w:r>
+        <w:t>I designate {{ dpoa.self_dealing_reviewer.full_name | name }} to review and assent in writing to any action by my Attorney in Fact that primarily benefits my Attorney in Fact and requires the assent of a party with a substantial adverse interest.</w:t>
+      </w:r>
+    </w:p>
+    <w:p>
+      <w:r>
+        <w:t>{% if dpoa.self_dealing_reviewer_alt.full_name %}</w:t>
+      </w:r>
+    </w:p>
+    <w:p>
+      <w:pPr>
+        <w:pStyle w:val="TextHeading2"/>
+      </w:pPr>
+      <w:r>
+        <w:t>If {{ dpoa.self_dealing_reviewer.full_name | name }} is unwilling or unable to serve, I designate {{ dpoa.self_dealing_reviewer_alt.full_name | name }} as alternate reviewer.</w:t>
+      </w:r>
+    </w:p>
+    <w:p>
+      <w:r>
+        <w:t>{% endif %}</w:t>
+      </w:r>
+    </w:p>
+    <w:p>
+      <w:r>
+        <w:t>{% endif %}</w:t>
       </w:r>
     </w:p>
     <w:p>

--- a/tools/aubreylaw-docgeneration/templates/durable-power-of-attorney.docx
+++ b/tools/aubreylaw-docgeneration/templates/durable-power-of-attorney.docx
@@ -409,19 +409,7 @@
         <w:t xml:space="preserve">My Attorney in Fact may transfer any of my assets or any interest I have in any property, tangible or intangible, real or personal, to the trustee of any revocable trust created by me or by my Attorney in Fact acting within the authority granted in </w:t>
       </w:r>
       <w:r>
-        <w:fldChar w:fldCharType="begin"/>
-      </w:r>
-      <w:r>
-        <w:instrText xml:space="preserve"> REF 4783568937954160884 \r \h </w:instrText>
-      </w:r>
-      <w:r>
-        <w:fldChar w:fldCharType="separate"/>
-      </w:r>
-      <w:r>
         <w:t>Section 3.22</w:t>
-      </w:r>
-      <w:r>
-        <w:fldChar w:fldCharType="end"/>
       </w:r>
       <w:r>
         <w:t xml:space="preserve"> before or after the execution of this power of </w:t>
@@ -2551,21 +2539,9 @@
         <w:t xml:space="preserve">My Attorney in Fact may make gifts on my behalf.  To make gifts, my Attorney in Fact may withdraw assets from any trust created by me or by my Attorney in Fact acting within the authority granted in </w:t>
       </w:r>
       <w:r>
-        <w:fldChar w:fldCharType="begin"/>
-      </w:r>
-      <w:r>
-        <w:instrText xml:space="preserve"> REF 4783568937954160884 \r \h </w:instrText>
-      </w:r>
-      <w:r>
-        <w:fldChar w:fldCharType="separate"/>
-      </w:r>
-      <w:r>
         <w:t>Section 3.22</w:t>
       </w:r>
       <w:r>
-        <w:fldChar w:fldCharType="end"/>
-      </w:r>
-      <w:r>
         <w:t> and from which I may withdraw assets.</w:t>
       </w:r>
     </w:p>
@@ -2585,19 +2561,7 @@
         <w:t xml:space="preserve">As mentioned in </w:t>
       </w:r>
       <w:r>
-        <w:fldChar w:fldCharType="begin"/>
-      </w:r>
-      <w:r>
-        <w:instrText xml:space="preserve"> REF 16762360600506366461 \r \h </w:instrText>
-      </w:r>
-      <w:r>
-        <w:fldChar w:fldCharType="separate"/>
-      </w:r>
-      <w:r>
         <w:t>Section 3.15</w:t>
-      </w:r>
-      <w:r>
-        <w:fldChar w:fldCharType="end"/>
       </w:r>
       <w:r>
         <w:t>, my Attorney in Fact may gift or otherwise spend down my estate for Medicaid eligibility and planning.</w:t>
@@ -2656,19 +2620,7 @@
         <w:t xml:space="preserve">I specifically authorize gifts to my Attorney in Fact, but only a Special Attorney in Fact appointed under </w:t>
       </w:r>
       <w:r>
-        <w:fldChar w:fldCharType="begin"/>
-      </w:r>
-      <w:r>
-        <w:instrText xml:space="preserve"> REF 15634557280286482176 \r \h </w:instrText>
-      </w:r>
-      <w:r>
-        <w:fldChar w:fldCharType="separate"/>
-      </w:r>
-      <w:r>
         <w:t>Section 7.02</w:t>
-      </w:r>
-      <w:r>
-        <w:fldChar w:fldCharType="end"/>
       </w:r>
       <w:r>
         <w:t xml:space="preserve"> may make gifts to my Attorney in Fact.  My Attorney in Fact may not make gifts to himself or herself, his or her estate, his or her creditors, or the creditors of his or her estate.</w:t>
@@ -2710,19 +2662,7 @@
         <w:t xml:space="preserve">Only a Special Attorney in Fact appointed under </w:t>
       </w:r>
       <w:r>
-        <w:fldChar w:fldCharType="begin"/>
-      </w:r>
-      <w:r>
-        <w:instrText xml:space="preserve"> REF 15634557280286482176 \r \h </w:instrText>
-      </w:r>
-      <w:r>
-        <w:fldChar w:fldCharType="separate"/>
-      </w:r>
-      <w:r>
         <w:t>Section 7.02</w:t>
-      </w:r>
-      <w:r>
-        <w:fldChar w:fldCharType="end"/>
       </w:r>
       <w:r>
         <w:t xml:space="preserve"> may make gifts </w:t>
@@ -3526,19 +3466,7 @@
         <w:t xml:space="preserve">If the exercise of a power by my Attorney in Fact under this power of attorney would cause any of the foregoing results, a Special Attorney in Fact appointed under the provisions of </w:t>
       </w:r>
       <w:r>
-        <w:fldChar w:fldCharType="begin"/>
-      </w:r>
-      <w:r>
-        <w:instrText xml:space="preserve"> REF 15634557280286482176 \r \h </w:instrText>
-      </w:r>
-      <w:r>
-        <w:fldChar w:fldCharType="separate"/>
-      </w:r>
-      <w:r>
         <w:t>Section 7.02</w:t>
-      </w:r>
-      <w:r>
-        <w:fldChar w:fldCharType="end"/>
       </w:r>
       <w:r>
         <w:t xml:space="preserve"> may exercise the power or discretion. </w:t>
